--- a/example_articles/occupations/Administrative-Clerical/1.occupations_Administrative-Clerical_New_York_Times.docx
+++ b/example_articles/occupations/Administrative-Clerical/1.occupations_Administrative-Clerical_New_York_Times.docx
@@ -7,9 +7,7 @@
         <w:pStyle w:val="Heading1"/>
       </w:pPr>
       <w:r>
-        <w:t>THEATER REVIEW;</w:t>
-        <w:br/>
-        <w:t>Country House Chatter So Rudely Interrupted</w:t>
+        <w:t>Cuomo Picks Judge in City To Fill Spot At Top Court</w:t>
       </w:r>
     </w:p>
     <w:p>
@@ -19,22 +17,22 @@
     </w:p>
     <w:p>
       <w:r>
-        <w:t>Date: 1997-08-08</w:t>
+        <w:t>Date: 2013-04-06</w:t>
       </w:r>
     </w:p>
     <w:p>
       <w:r>
-        <w:t>Section: Section C;; Section C; Page 1; Column 4; Weekend Desk; Column 4;; Review</w:t>
+        <w:t>Section: Section A; Column 0; Metropolitan Desk; Pg. 14</w:t>
       </w:r>
     </w:p>
     <w:p>
       <w:r>
-        <w:t>Source file: NYT/44.DOCX</w:t>
+        <w:t>Source file: NYT/20.DOCX</w:t>
       </w:r>
     </w:p>
     <w:p>
       <w:r>
-        <w:t>Raw occupations result, 'occupations': ['Administrative/Clerical']</w:t>
+        <w:t>Raw occupations result, 'occupations': ['Administrative/Clerical', 'Other: Legal (lawyer, judge, general counsel)']</w:t>
       </w:r>
     </w:p>
     <w:p>
@@ -51,44 +49,32 @@
     </w:p>
     <w:p>
       <w:r>
-        <w:t>ZAK ORTH. The actor's name sounds as if it belongs to a visitor from another planet. Appropriately enough, in "Misalliance," Mr. Orth plays one, to hilarious effect. He is Julius Baker, a dissembling wreck of an office clerk who, armed and angry, bursts in on the Edwardian swells of George Bernard Shaw's dizzy country house comedy of ideas.</w:t>
+        <w:t>Gov. Andrew M. Cuomo nominated Justice Sheila Abdus-Salaam on Friday to fill a vacancy on the state's highest court, and if confirmed, she would become the first African-American woman to serve on it.</w:t>
         <w:br/>
-        <w:t>With a fifth grader's badly cropped hair, a voice pitched somewhere between a screech and a whine and a boxy costume that makes him look like a moving van in a suit, Mr. Orth's Julius is a clumsy alien in the playground of the leisure class. He barges into the home of John Tarleton, an underwear magnate, to avenge what he believes to be the ruined honor of his mother at Tarleton's hands. In Shaw's eyes, he is also a harbinger, the representative of a working class that will soon assert its political and social power and trample on the tranquil lawn party of upper-class English life.</w:t>
+        <w:t>She is an associate justice of the First Appellate Division of the State Supreme Court. Her appointment to the State Court of Appeals would fill a vacancy created by the death of Judge Theodore T. Jones Jr. in November.</w:t>
         <w:br/>
-        <w:t>Mr. Orth's lumbering, sniveling loser of a Julius is as refreshing as a lime rickey in the Roundabout Theater Company's respectable if uneven revival of "Misalliance," which opened last night. The actor at times goes overboard in his stammering evocation of the quintessential party pooper, but at least it's a performance of bona fide imagination, and one that awakens the audience to the antic possibilities of Shaw's underrated 1909 comedy.</w:t>
+        <w:t>Mr. Cuomo cited both her experience with the Appellate Division, where she has served since 2009, as well as her 15 years on the bench of the State Supreme Court in Manhattan.</w:t>
         <w:br/>
-        <w:t>It's too bad, in fact, that Mr. Orth does not make his entrance until the middle of the second act, because the three-hour production, directed by David Warren, could use more of him. There are some other enjoyable performances, notably by Remak Ramsay as the clear-eyed colonial Lord Summerhays, Elizabeth Marvel as the Polish trapeze artist Lina Szczepanowska and the dependable Brian Murray as Tarleton, the frustrated philosopher with his heart in library, not account, books. Still, this underdeveloped revival never quite gels as the madcap compendium of nutty, funny and weirdly prescient observations that Shaw intended. It's a faithful rendering, but one in which some vital flavoring is missing, like serving up a platter of Oreo cookies with all the cream filling removed.</w:t>
+        <w:t>''Rising from working-class roots to serve for decades on the bench of the New York State Supreme Court, Justice Abdus-Salaam has a deep understanding of the everyday issues facing New Yorkers, as well as the complex legal issues that come before the state's highest court,'' Mr. Cuomo said.</w:t>
         <w:br/>
-        <w:t>Even the play's most famously audacious stunt -- the onstage plane crash that deposits Lina in the Tarletons' greenhouse -- is, on the stage of the Laura Pels Theater, one set designer's trick short of startling.</w:t>
+        <w:t>The State Senate Judiciary Committee will hold a hearing to examine Justice Abdus-Salaam's nomination, and then the full Senate has until May 5 to confirm her selection.</w:t>
         <w:br/>
-        <w:t>Shaw's original title for "Misalliance" was "Just Exactly Nothing," which provides a clue to the playwright's whimsical frame of mind here. It's not, in fact, about nothing; indeed, "Misalliance" concerns just about everything, from the state of relations between parents and children to the future of the British aristocracy. Although dismissed by critics of the period as little more than a series of comic debates of irritating circularity, "Misalliance" has proved in subsequent productions -- a brilliant 1986 version, directed by John Caird and featuring Brian Cox and Jane Lapotaire, was staged by the Royal Shakespeare Company -- to be an intriguingly modern work with absurdist plot twists and a sophisticated treatment of the role of women.</w:t>
+        <w:t>Earlier in her career, Justice Abdus-Salaam, 61, served as a New York City Civil Court judge. She previously worked as a lawyer with East Brooklyn Legal Services Corporation and the city's Law Department, and as general counsel to the city's Office of Labor Services.</w:t>
         <w:br/>
-        <w:t>The play begins as a fairly conventional drawing room comedy, revolving around the unlikely engagement of Tarleton's daughter, Hypatia (Joanna Going), an impatient young woman with a powerful urge to run amok, and Lord Summerhays's son, Bentley (Alan Tudyk), a specimen of English manhood so wan he cannot summon the strength to exercise.  The members of the household, presided over by Mr. Murray's superficially book-obsessed Tarleton, natter on and on about the quality of their lives, and what's absent from them. "It never stops: talk, talk, talk," Hypatia complains to Lord Summerhays, who has designs on the beautiful young woman himself.</w:t>
+        <w:t>She earned her law degree at Columbia University School of Law.</w:t>
         <w:br/>
-        <w:t>The idle chatter comes to a temporary halt with the fantastic entrance of Lina, a deus ex machina who represents for Shaw the expanding boundaries of human possibility. She is an androgynous daredevil who lives outside the borders of conventionality, and as played by the robust Ms. Marvel, she might have been the kind of coach of an Olympic wrestling squad who derives pleasure from twisting young bodies into pretzels.</w:t>
+        <w:t>Justice Abdus-Salaam's nomination was praised by leading legal figures, including Seymour W. James Jr., the president of the New York State Bar Association.</w:t>
         <w:br/>
-        <w:t>Ms. Marvel, like Mr. Orth, is able to take an outrageous character and adjust to its larger-than-life proportions. But some of the younger actors have a tougher time connecting with the verbally virtuosic Shavian types they must play. The talented Mr. Tudyk, so winning last season in a multitude of small parts in "Bunny Bunny," is physically right for Bentley -- he could be Boris Becker's wimpy younger brother -- but he's not nearly irritating enough as the bratty scion whose fey breakability suggests a drying up of the patrician gene pool. Ms. Going, similarly, glows as Hypatia, the play's bourgeois beauty, but is unpersuasive in revealing the young woman's undercoat of steel.</w:t>
+        <w:t>''Justice Abdus-Salaam is an ideal choice, having vast experience ruling on everything from corporate issues to personal injury cases to criminal matters,'' Mr. James said in a statement. ''Inspired as a teenager to enter the legal profession after an encounter with civil rights attorney Frankie Muse Freeman, Justice Abdus-Salaam has followed her inspiration by serving the public throughout her distinguished career as an attorney and jurist.''</w:t>
         <w:br/>
-        <w:t>Even the evocation here of an idyllic Edwardian world -- a greenhouse stacked high with Tarleton's beloved books, designed by the often inspired Derek McLane -- lacks a certain quality of refinement; it's a bit shabby for a titan of industry, even one as distracted as Tarleton.</w:t>
+        <w:t>Justice Abdus-Salaam said she was honored by the nomination.</w:t>
         <w:br/>
-        <w:t>Mr. Warren, who has directed several works by the playwright Nicky Silver, and in recent years has staged major revivals of "Summer and Smoke" and "Holiday," has the admirable ambition of presenting classics rarely seen by New York audiences. In this case, however, he accomplishes little more than efficiency. Interestingly, his work here really comes to life only in the farcical scene with Mr. Orth's Julius, the character who most resembles the desperate neurotics of Mr. Silver's plays. On the evidence of "Misalliance," this director's gift may be broader than it is subtle.</w:t>
+        <w:t>''Throughout my legal career, I have sought to uphold the laws of our state and treat all those who appear before me fairly and with respect and dignity,'' she said in a statement.</w:t>
         <w:br/>
-        <w:t>MISALLIANCE</w:t>
-        <w:br/>
-        <w:t xml:space="preserve"> </w:t>
-        <w:br/>
-        <w:t>By George Bernard Shaw; directed by David Warren; sets by Derek McLane; costumes by Catherine Zuber; lighting by Kenneth Posner; original music and sound by John Gromada; production stage manager, Mary Porter Hall; hair and wigs by Paul Huntley. Presented by the Roundabout Theater Company, Todd Haimes, artistic director; Ellen Richard, general manager. At the Criterion Center, Laura Pels Theater, 1530 Broadway, at 45th Street.</w:t>
+        <w:t>''This nomination presents me with an opportunity to continue to serve New Yorkers and advocate for justice and fairness here in New York State.''</w:t>
         <w:br/>
         <w:br/>
-        <w:t>WITH: Brian Murray (John Tarleton), Patricia Conolly (Mrs. Tarleton), Remak Ramsay (Lord Summerhays), Don Reilly (Johnny Tarleton), Alan Tudyk (Bentley Summerhays), Joanna Going (Hypatia Tarleton), Elizabeth Marvel (Lina Szczepanowska), Sam Robards (Joseph Percival) and Zak Orth (Julius Baker, "Gunner").</w:t>
-        <w:br/>
-        <w:br/>
-        <w:t>Graphic</w:t>
-        <w:br/>
-        <w:br/>
-        <w:t xml:space="preserve"> </w:t>
-        <w:br/>
-        <w:t>Photo: Remak Ramsay, left, Brian Murray, Patricia Conolly and, on the floor, Alan Tudyk, in the Roundabout's production of Shaw's "Misalliance." (Sara Krulwich/The New York Times)(pg. C5)</w:t>
+        <w:t>http://www.nytimes.com/2013/04/06/nyregion/cuomo-nominates-justice-abdus-salaam-for-court-of-appeals.html</w:t>
       </w:r>
     </w:p>
     <w:sectPr>

--- a/example_articles/occupations/Administrative-Clerical/1.occupations_Administrative-Clerical_New_York_Times.docx
+++ b/example_articles/occupations/Administrative-Clerical/1.occupations_Administrative-Clerical_New_York_Times.docx
@@ -7,7 +7,7 @@
         <w:pStyle w:val="Heading1"/>
       </w:pPr>
       <w:r>
-        <w:t>Cuomo Picks Judge in City To Fill Spot At Top Court</w:t>
+        <w:t>Form Follows Freaky</w:t>
       </w:r>
     </w:p>
     <w:p>
@@ -17,22 +17,22 @@
     </w:p>
     <w:p>
       <w:r>
-        <w:t>Date: 2013-04-06</w:t>
+        <w:t>Date: 2020-03-15</w:t>
       </w:r>
     </w:p>
     <w:p>
       <w:r>
-        <w:t>Section: Section A; Column 0; Metropolitan Desk; Pg. 14</w:t>
+        <w:t>Section: Section F; Column 0; SpecialSections; Pg. 16</w:t>
       </w:r>
     </w:p>
     <w:p>
       <w:r>
-        <w:t>Source file: NYT/20.DOCX</w:t>
+        <w:t>Source file: NYT/13.DOCX</w:t>
       </w:r>
     </w:p>
     <w:p>
       <w:r>
-        <w:t>Raw occupations result, 'occupations': ['Administrative/Clerical', 'Other: Legal (lawyer, judge, general counsel)']</w:t>
+        <w:t>Raw occupations result, 'occupations': ['Other: magazine editors/journalists (Working Class magazine)']</w:t>
       </w:r>
     </w:p>
     <w:p>
@@ -49,32 +49,74 @@
     </w:p>
     <w:p>
       <w:r>
-        <w:t>Gov. Andrew M. Cuomo nominated Justice Sheila Abdus-Salaam on Friday to fill a vacancy on the state's highest court, and if confirmed, she would become the first African-American woman to serve on it.</w:t>
+        <w:t>An exhibition of Italian Radical design showcases household objects that energetically defied good taste.</w:t>
         <w:br/>
-        <w:t>She is an associate justice of the First Appellate Division of the State Supreme Court. Her appointment to the State Court of Appeals would fill a vacancy created by the death of Judge Theodore T. Jones Jr. in November.</w:t>
+        <w:t xml:space="preserve">This article is part of our latest special report on Design, which is about getting personal with customization. </w:t>
         <w:br/>
-        <w:t>Mr. Cuomo cited both her experience with the Appellate Division, where she has served since 2009, as well as her 15 years on the bench of the State Supreme Court in Manhattan.</w:t>
+        <w:t xml:space="preserve">  The tumultuous period remembered as the '60s (although it extended well into the 1970s) was half a century ago, as far removed from 2020 as World War I was from Woodstock. Nonetheless that era's cultural awakening -- an unwieldy hodgepodge of social, political and aesthetic insurgencies -- has begun to seem fresh again, relevant (as they used to say) and potentially of practical use for navigating the turmoil of our present moment.</w:t>
         <w:br/>
-        <w:t>''Rising from working-class roots to serve for decades on the bench of the New York State Supreme Court, Justice Abdus-Salaam has a deep understanding of the everyday issues facing New Yorkers, as well as the complex legal issues that come before the state's highest court,'' Mr. Cuomo said.</w:t>
+        <w:t xml:space="preserve">  So it is entirely apropos that the Museum of Fine Arts, Houston, has mounted an exhibition called ''Radical: Italian Design 1965-1985, the Dennis Freedman Collection.'' (The show runs until April 26 and will travel to Yale University's School of Architecture in 2021.)</w:t>
         <w:br/>
-        <w:t>The State Senate Judiciary Committee will hold a hearing to examine Justice Abdus-Salaam's nomination, and then the full Senate has until May 5 to confirm her selection.</w:t>
+        <w:t xml:space="preserve">  Mr. Freedman, a New York-based creative consultant to fashion houses, publications, galleries and museums, has made it his life's mission to immerse himself in the output of the Italian branch of the counterculture.</w:t>
         <w:br/>
-        <w:t>Earlier in her career, Justice Abdus-Salaam, 61, served as a New York City Civil Court judge. She previously worked as a lawyer with East Brooklyn Legal Services Corporation and the city's Law Department, and as general counsel to the city's Office of Labor Services.</w:t>
+        <w:t xml:space="preserve">  The movement, in which young graduates of architecture schools in Florence, Milan and Turin organized themselves into collectives with comic book names like Superstudio, Archizoom and UFO, offered a means for expressing boundless political outrage through aesthetic contrarianism. The passions that famously drove the Bauhaus, a love of mass production and functionalism, were anathema to this generation.</w:t>
         <w:br/>
-        <w:t>She earned her law degree at Columbia University School of Law.</w:t>
+        <w:t xml:space="preserve">  Andrea Branzi, a founder of Archizoom, based in Florence, told the exhibition's curator, Cindi Strauss, in an interview for the catalog that his compatriots were ''snobs and Stalinists'' with a profound desire to undermine Modernist rationalism with a pop sensibility and replace the notion of ''good design'' with a messy irreverence. Franco Raggi, who had worked in Milan with Alessandro Mendini at Casabella, the leading publication of the Radical moment, recalled that the goal was to ''destroy bourgeois culture and thought'' and force a re-examination of the ''capitalistic nature of society.''</w:t>
         <w:br/>
-        <w:t>Justice Abdus-Salaam's nomination was praised by leading legal figures, including Seymour W. James Jr., the president of the New York State Bar Association.</w:t>
+        <w:t xml:space="preserve">  The Radicals  worked in every possible medium to advance their ideas. They generated conceptual drawings of ethereal imaginary cities, staged happenings (like one in which Mr. Mendini set fire to his Monumentino da Casa, a chair atop a stepped pedestal) and tried, through an educational effort called Global Tools, to reinvent basic concepts like work and design. However, much of what remains of the Radicals' output is in the form of furniture and light fixtures, which would be bourgeois if it wasn't all so outré.</w:t>
         <w:br/>
-        <w:t>''Justice Abdus-Salaam is an ideal choice, having vast experience ruling on everything from corporate issues to personal injury cases to criminal matters,'' Mr. James said in a statement. ''Inspired as a teenager to enter the legal profession after an encounter with civil rights attorney Frankie Muse Freeman, Justice Abdus-Salaam has followed her inspiration by serving the public throughout her distinguished career as an attorney and jurist.''</w:t>
+        <w:t xml:space="preserve">  The work of the Radicals is curiously confounding. While the movement rejected the industrial aesthetic associated with the Bauhaus -- and the very idea of mass production -- it embraced industrial materials, most notably foam rubber and plastic. And most of its work appears to be in calculated defiance not of capitalism, exactly, but of good taste.</w:t>
         <w:br/>
-        <w:t>Justice Abdus-Salaam said she was honored by the nomination.</w:t>
+        <w:t xml:space="preserve">  Take, for example, a 1964 sideboard called Cielo, Mare, Terra, a claw-footed walnut cabinet topped with a metal spike and, instead of the customary glass doors, a pair of pink Fiat doors (equipped with mounds that resemble breasts). It seems to reside in no explicable aesthetic universe but makes a certain amount of sense if you are trying to shake up the world by throwing out the rules.</w:t>
         <w:br/>
-        <w:t>''Throughout my legal career, I have sought to uphold the laws of our state and treat all those who appear before me fairly and with respect and dignity,'' she said in a statement.</w:t>
+        <w:t xml:space="preserve">  In 1998, Mr. Freedman made his first purchase of Radical design, a big hunk of polyurethane foam shaped like the top of an Ionic column. The Capitello, by Studio 65, a group of art and architecture graduates of Turin's Polytechnic University (who also edited the magazine Working Class) was intended as a lounge chair.</w:t>
         <w:br/>
-        <w:t>''This nomination presents me with an opportunity to continue to serve New Yorkers and advocate for justice and fairness here in New York State.''</w:t>
+        <w:t xml:space="preserve">  Mr. Freedman was attracted to, among other things, the work's patina, a quality not generally associated with foam rubber. ''The age creates a surface that is not unlike porcelain,'' he said, describing the effect of a polyurethane-specific varnish called Guflac. ''It develops a crackle finish that is stunningly beautiful.''</w:t>
+        <w:br/>
+        <w:t xml:space="preserve">  While the Capitello has a cartoonish appearance, Mr. Freedman says he believes its political and philosophical message is unmistakable: ''Literally your ass is on one of the pillars of classical Greek architecture. It's an act of defiance.''</w:t>
+        <w:br/>
+        <w:t xml:space="preserve">  What philosophy can be expressed by squishy column fragments, or sideboards with car doors, or gargantuan blades of polyurethane grass meant to be used as a free-form lounge chair? It is hard to see this as Stalinism or even something more avant-garde, like Dadaism. Instead, it appears to represent a broad, indeterminate approach to making trouble, one object at a time.</w:t>
+        <w:br/>
+        <w:t xml:space="preserve">  If there was consensus among the Radicals about the nature of their collective undertaking, it had something to do with mutability. The Radicals seemed to agree that we should all be able to alter our personal environments however we would like. There is a broad swath of the Radical thinking that was dedicated to the power of rearrangement.</w:t>
+        <w:br/>
+        <w:t xml:space="preserve">  In the landmark 1972 exhibition at the Museum of Modern Art, ''Italy: The New Domestic Landscape,'' a precursor of sorts to the Houston show, the Radicals were largely represented as designers of conceptual environments. Ettore Sottsass, for example, the Milan-based polymath who later became famous as the progenitor of Memphis design, contributed a residential interior consisting of a set of nearly identical multipurpose ''containers'' that satisfied all possible household needs and could be endlessly moved around.</w:t>
+        <w:br/>
+        <w:t xml:space="preserve">  Much of the Radical furniture advanced the idea that you could live anywhere and create your own environment. Inflatables were popular (for seating and also for protest props). And Archizoom created the 1966 Superonda sofa, a pair of lightweight, wave-shaped, configurable puzzle pieces, often photographed outdoors, as if they were part of the landscape.</w:t>
+        <w:br/>
+        <w:t xml:space="preserve">  Such furnishings signaled ''a liberated lifestyle, a freedom,'' suggested Andrew Blauvelt, the director of the Cranbrook Art Museum in Bloomfield Hills, Mich. More than a decade ago, he set out to mount a show for the Walker Art Center in Minneapolis, where he was then a curator, on the Italian Radicals. That exhibition ballooned into a much broader 2015 survey called ''Hippie Modernism: The Struggle for Utopia,'' in which he traced countercultural projects across borders.</w:t>
+        <w:br/>
+        <w:t xml:space="preserve">  Mr. Blauvelt's own interest in the Radicals was driven by the connections he saw between that movement and today's socially minded designers. The way they worked, the fact that they were ''very multidisciplinary and very nonhierarchical'' with artists, architects and technicians commingling, is particularly inspiring for creative troublemakers today, he said.</w:t>
+        <w:br/>
+        <w:t xml:space="preserve">  There's another aspect of the Radical approach that today's aesthetic insurgents might find rousing. While other 1960s rebels were going back to the land and immersing themselves in nature, the Italian Radicals took the fruits of capitalistic society, the synthetic materials that were everywhere, and repurposed them to furnish their own little cosmos, not a world that was more in harmony with nature, but one that felt more natural to them.</w:t>
+        <w:br/>
+        <w:t xml:space="preserve">  A new generation of radical designers might easily do the same, appropriating today's technologies, like those intended to optimize, to make everything smoother and more predictable, and subverting them to craft an aesthetic that accentuates the bumps, surprises and outrages.</w:t>
         <w:br/>
         <w:br/>
-        <w:t>http://www.nytimes.com/2013/04/06/nyregion/cuomo-nominates-justice-abdus-salaam-for-court-of-appeals.html</w:t>
+        <w:t>https://www.nytimes.com/2020/03/12/style/italian-radical-design-furniture.html</w:t>
+        <w:br/>
+        <w:br/>
+        <w:t>Graphic</w:t>
+        <w:br/>
+        <w:br/>
+        <w:t xml:space="preserve"> </w:t>
+        <w:br/>
+        <w:t>PHOTOS: Clockwise from above, Archizoom's 1966 Superonda sofa, made of two versatile puzzle pieces. Dennis Freedman, whose collection is featured at the show, wears a jacket by Riccardo Tisci for Givenchy with details from the technology of sound. A 1964 sideboard by Fabio De Sanctis and Ugo Sterpini has Fiat doors. (PHOTOGRAPHS BY DARIO BARTOLINI/CENTRO STUDI POLTRONOVA ARCHIVE</w:t>
+        <w:br/>
+        <w:t>TODD SPOTH FOR THE NEW YORK TIMES) (F16)</w:t>
+        <w:br/>
+        <w:t>MIES CHAIR, ARCHIZOOM ASSOCIATI, 1969: This ultraminimalist steel triangle, with a rubber sling seat and cowhide pillows, has been in uninterrupted production by Poltronova since its debut. The idea was to ridicule the truism that ''less is more'' by pushing minimalism to the extreme.</w:t>
+        <w:br/>
+        <w:t>PRATONE, GRUPPO STRUM, 1971: An oversize patch of polyurethane greenery, intended as a free-form lounge chair, it is a work of pop art with a serious side. The manufacturer Gufram describes it as ''temporary, unstable, always to be conquered due to the elasticity of the material.''</w:t>
+        <w:br/>
+        <w:t>QUADERNA 2600, SUPERSTUDIO, 1970: The grid (here a laminate applied to a wooden table) was central to the vision of Superstudio. Dennis Freedman described Quaderna as a visual representation of egalitarianism: ''The thing about the grid is that every point on the grid is equal to another.''</w:t>
+        <w:br/>
+        <w:t>CHIOCCIOLA, STUDIO 65, 1972: A more subtle offshoot of the Capitello chair, this polyurethane one is called snail, but has also been interpreted as a riff on the acanthus leaf commonly found on the Corinthian column. The snails could be lined up to make a long, snaking ''never-ending sofa.''</w:t>
+        <w:br/>
+        <w:t>B.T.2, STUDIO A.R.D.I.T.I., 1971: In Italian, the studio initials stand for Association of Totally Integrated Reactionary Designers. Opposed to consumerism and capitalist society, it vowed to make design more democratic. This table lamp was an experiment with low-voltage lights</w:t>
+        <w:br/>
+        <w:t>magnets hold tiny bulbs in place. (PHOTOGRAPHS BY KENT PELL/THE MUSEUM OF FINE ARTS, HOUSTON)</w:t>
+        <w:br/>
+        <w:t xml:space="preserve"> ZABRO CHAIR, ALESSANDRO MENDINI, 1984: Alessandro Mendini, who died in 2019, championed Radical design from his position as editor in chief of Casabella. His Zabro design is a more recent work, usually regarded as an example of postmodernism. The round back flips down, transforming the chair into a table. (PHOTOGRAPH BY BRAD BRIDGER/THE MUSEUM OF FINE ARTS, HOUSTON) (F17)</w:t>
       </w:r>
     </w:p>
     <w:sectPr>
